--- a/Assignment4/CMSC4200_Assignment4.docx
+++ b/Assignment4/CMSC4200_Assignment4.docx
@@ -291,13 +291,19 @@
           </w:tcPr>
           <w:p>
             <w:pPr>
+              <w:jc w:val="center"/>
               <w:rPr>
-                <w:b/>
-                <w:bCs/>
                 <w:sz w:val="28"/>
                 <w:szCs w:val="28"/>
               </w:rPr>
             </w:pPr>
+            <w:r>
+              <w:rPr>
+                <w:sz w:val="28"/>
+                <w:szCs w:val="28"/>
+              </w:rPr>
+              <w:t>1</w:t>
+            </w:r>
           </w:p>
         </w:tc>
       </w:tr>
@@ -457,12 +463,17 @@
               <w:spacing w:line="260" w:lineRule="exact"/>
               <w:jc w:val="center"/>
               <w:rPr>
-                <w:b/>
-                <w:bCs/>
                 <w:sz w:val="28"/>
                 <w:szCs w:val="28"/>
               </w:rPr>
             </w:pPr>
+            <w:r>
+              <w:rPr>
+                <w:sz w:val="28"/>
+                <w:szCs w:val="28"/>
+              </w:rPr>
+              <w:t>Evan Thompson</w:t>
+            </w:r>
           </w:p>
         </w:tc>
       </w:tr>
@@ -1277,19 +1288,7 @@
                 <w:rPr>
                   <w:rFonts w:ascii="Cambria Math" w:hAnsi="Cambria Math"/>
                 </w:rPr>
-                <m:t>¬(A</m:t>
-              </m:r>
-              <m:r>
-                <w:rPr>
-                  <w:rFonts w:ascii="Cambria Math" w:hAnsi="Cambria Math"/>
-                </w:rPr>
-                <m:t>∨</m:t>
-              </m:r>
-              <m:r>
-                <w:rPr>
-                  <w:rFonts w:ascii="Cambria Math" w:hAnsi="Cambria Math"/>
-                </w:rPr>
-                <m:t xml:space="preserve"> </m:t>
+                <m:t xml:space="preserve">¬(A∨ </m:t>
               </m:r>
               <m:r>
                 <m:rPr>
@@ -1345,19 +1344,7 @@
                       <w:rPr>
                         <w:rFonts w:ascii="Cambria Math" w:hAnsi="Cambria Math"/>
                       </w:rPr>
-                      <m:t>A</m:t>
-                    </m:r>
-                    <m:r>
-                      <w:rPr>
-                        <w:rFonts w:ascii="Cambria Math" w:hAnsi="Cambria Math"/>
-                      </w:rPr>
-                      <m:t>∨</m:t>
-                    </m:r>
-                    <m:r>
-                      <w:rPr>
-                        <w:rFonts w:ascii="Cambria Math" w:hAnsi="Cambria Math"/>
-                      </w:rPr>
-                      <m:t xml:space="preserve"> </m:t>
+                      <m:t xml:space="preserve">A∨ </m:t>
                     </m:r>
                     <m:r>
                       <m:rPr>
@@ -1418,13 +1405,7 @@
                     <w:rPr>
                       <w:rFonts w:ascii="Cambria Math" w:hAnsi="Cambria Math"/>
                     </w:rPr>
-                    <m:t>A</m:t>
-                  </m:r>
-                  <m:r>
-                    <w:rPr>
-                      <w:rFonts w:ascii="Cambria Math" w:hAnsi="Cambria Math"/>
-                    </w:rPr>
-                    <m:t>∨</m:t>
+                    <m:t>A∨</m:t>
                   </m:r>
                   <m:r>
                     <m:rPr>
@@ -1482,13 +1463,7 @@
                       <w:rPr>
                         <w:rFonts w:ascii="Cambria Math" w:hAnsi="Cambria Math"/>
                       </w:rPr>
-                      <m:t>A</m:t>
-                    </m:r>
-                    <m:r>
-                      <w:rPr>
-                        <w:rFonts w:ascii="Cambria Math" w:hAnsi="Cambria Math"/>
-                      </w:rPr>
-                      <m:t>∨</m:t>
+                      <m:t>A∨</m:t>
                     </m:r>
                     <m:r>
                       <m:rPr>
@@ -1505,13 +1480,7 @@
                   <w:rPr>
                     <w:rFonts w:ascii="Cambria Math" w:hAnsi="Cambria Math"/>
                   </w:rPr>
-                  <m:t>∨</m:t>
-                </m:r>
-                <m:r>
-                  <w:rPr>
-                    <w:rFonts w:ascii="Cambria Math" w:hAnsi="Cambria Math"/>
-                  </w:rPr>
-                  <m:t>C</m:t>
+                  <m:t>∨C</m:t>
                 </m:r>
               </m:oMath>
             </m:oMathPara>
@@ -1555,13 +1524,7 @@
                     <w:rPr>
                       <w:rFonts w:ascii="Cambria Math" w:hAnsi="Cambria Math"/>
                     </w:rPr>
-                    <m:t>∨</m:t>
-                  </m:r>
-                  <m:r>
-                    <w:rPr>
-                      <w:rFonts w:ascii="Cambria Math" w:hAnsi="Cambria Math"/>
-                    </w:rPr>
-                    <m:t>B</m:t>
+                    <m:t>∨B</m:t>
                   </m:r>
                 </m:e>
               </m:d>
@@ -1798,19 +1761,7 @@
                       <w:rPr>
                         <w:rFonts w:ascii="Cambria Math" w:hAnsi="Cambria Math"/>
                       </w:rPr>
-                      <m:t>B</m:t>
-                    </m:r>
-                    <m:r>
-                      <w:rPr>
-                        <w:rFonts w:ascii="Cambria Math" w:hAnsi="Cambria Math"/>
-                      </w:rPr>
-                      <m:t>∨</m:t>
-                    </m:r>
-                    <m:r>
-                      <w:rPr>
-                        <w:rFonts w:ascii="Cambria Math" w:hAnsi="Cambria Math"/>
-                      </w:rPr>
-                      <m:t>C</m:t>
+                      <m:t>B∨C</m:t>
                     </m:r>
                   </m:e>
                 </m:d>
@@ -1830,13 +1781,7 @@
                   <w:rPr>
                     <w:rFonts w:ascii="Cambria Math" w:eastAsiaTheme="minorEastAsia" w:hAnsi="Cambria Math"/>
                   </w:rPr>
-                  <m:t>A⟺</m:t>
-                </m:r>
-                <m:r>
-                  <w:rPr>
-                    <w:rFonts w:ascii="Cambria Math" w:eastAsiaTheme="minorEastAsia" w:hAnsi="Cambria Math"/>
-                  </w:rPr>
-                  <m:t>¬</m:t>
+                  <m:t>A⟺¬</m:t>
                 </m:r>
                 <m:d>
                   <m:dPr>
@@ -1903,19 +1848,7 @@
                       <w:rPr>
                         <w:rFonts w:ascii="Cambria Math" w:eastAsiaTheme="minorEastAsia" w:hAnsi="Cambria Math"/>
                       </w:rPr>
-                      <m:t>A</m:t>
-                    </m:r>
-                    <m:r>
-                      <w:rPr>
-                        <w:rFonts w:ascii="Cambria Math" w:eastAsiaTheme="minorEastAsia" w:hAnsi="Cambria Math"/>
-                      </w:rPr>
-                      <m:t>⇒</m:t>
-                    </m:r>
-                    <m:r>
-                      <w:rPr>
-                        <w:rFonts w:ascii="Cambria Math" w:eastAsiaTheme="minorEastAsia" w:hAnsi="Cambria Math"/>
-                      </w:rPr>
-                      <m:t>¬</m:t>
+                      <m:t>A⇒¬</m:t>
                     </m:r>
                     <m:d>
                       <m:dPr>
@@ -2014,19 +1947,7 @@
                       <w:rPr>
                         <w:rFonts w:ascii="Cambria Math" w:eastAsiaTheme="minorEastAsia" w:hAnsi="Cambria Math"/>
                       </w:rPr>
-                      <m:t>¬A</m:t>
-                    </m:r>
-                    <m:r>
-                      <w:rPr>
-                        <w:rFonts w:ascii="Cambria Math" w:eastAsiaTheme="minorEastAsia" w:hAnsi="Cambria Math"/>
-                      </w:rPr>
-                      <m:t>∨</m:t>
-                    </m:r>
-                    <m:r>
-                      <w:rPr>
-                        <w:rFonts w:ascii="Cambria Math" w:eastAsiaTheme="minorEastAsia" w:hAnsi="Cambria Math"/>
-                      </w:rPr>
-                      <m:t>¬</m:t>
+                      <m:t>¬A∨¬</m:t>
                     </m:r>
                     <m:d>
                       <m:dPr>
@@ -2076,13 +1997,7 @@
                   <w:rPr>
                     <w:rFonts w:ascii="Cambria Math" w:eastAsiaTheme="minorEastAsia" w:hAnsi="Cambria Math"/>
                   </w:rPr>
-                  <m:t>∨A</m:t>
-                </m:r>
-                <m:r>
-                  <w:rPr>
-                    <w:rFonts w:ascii="Cambria Math" w:eastAsiaTheme="minorEastAsia" w:hAnsi="Cambria Math"/>
-                  </w:rPr>
-                  <m:t>)</m:t>
+                  <m:t>∨A)</m:t>
                 </m:r>
               </m:oMath>
             </m:oMathPara>
@@ -2147,25 +2062,7 @@
                           <w:rPr>
                             <w:rFonts w:ascii="Cambria Math" w:hAnsi="Cambria Math"/>
                           </w:rPr>
-                          <m:t>¬</m:t>
-                        </m:r>
-                        <m:r>
-                          <w:rPr>
-                            <w:rFonts w:ascii="Cambria Math" w:hAnsi="Cambria Math"/>
-                          </w:rPr>
-                          <m:t>B</m:t>
-                        </m:r>
-                        <m:r>
-                          <w:rPr>
-                            <w:rFonts w:ascii="Cambria Math" w:hAnsi="Cambria Math"/>
-                          </w:rPr>
-                          <m:t>∧¬</m:t>
-                        </m:r>
-                        <m:r>
-                          <w:rPr>
-                            <w:rFonts w:ascii="Cambria Math" w:hAnsi="Cambria Math"/>
-                          </w:rPr>
-                          <m:t>C</m:t>
+                          <m:t>¬B∧¬C</m:t>
                         </m:r>
                       </m:e>
                     </m:d>
@@ -2175,31 +2072,7 @@
                   <w:rPr>
                     <w:rFonts w:ascii="Cambria Math" w:eastAsiaTheme="minorEastAsia" w:hAnsi="Cambria Math"/>
                   </w:rPr>
-                  <m:t>∧(</m:t>
-                </m:r>
-                <m:r>
-                  <w:rPr>
-                    <w:rFonts w:ascii="Cambria Math" w:eastAsiaTheme="minorEastAsia" w:hAnsi="Cambria Math"/>
-                  </w:rPr>
-                  <m:t xml:space="preserve">B </m:t>
-                </m:r>
-                <m:r>
-                  <w:rPr>
-                    <w:rFonts w:ascii="Cambria Math" w:eastAsiaTheme="minorEastAsia" w:hAnsi="Cambria Math"/>
-                  </w:rPr>
-                  <m:t>∨</m:t>
-                </m:r>
-                <m:r>
-                  <w:rPr>
-                    <w:rFonts w:ascii="Cambria Math" w:eastAsiaTheme="minorEastAsia" w:hAnsi="Cambria Math"/>
-                  </w:rPr>
-                  <m:t>C</m:t>
-                </m:r>
-                <m:r>
-                  <w:rPr>
-                    <w:rFonts w:ascii="Cambria Math" w:eastAsiaTheme="minorEastAsia" w:hAnsi="Cambria Math"/>
-                  </w:rPr>
-                  <m:t>∨A)</m:t>
+                  <m:t>∧(B ∨C∨A)</m:t>
                 </m:r>
               </m:oMath>
             </m:oMathPara>
@@ -2245,37 +2118,13 @@
                       <w:rPr>
                         <w:rFonts w:ascii="Cambria Math" w:eastAsiaTheme="minorEastAsia" w:hAnsi="Cambria Math"/>
                       </w:rPr>
-                      <m:t>¬A∨</m:t>
-                    </m:r>
-                    <m:r>
-                      <w:rPr>
-                        <w:rFonts w:ascii="Cambria Math" w:eastAsiaTheme="minorEastAsia" w:hAnsi="Cambria Math"/>
-                      </w:rPr>
-                      <m:t xml:space="preserve"> </m:t>
+                      <m:t xml:space="preserve">¬A∨ </m:t>
                     </m:r>
                     <m:r>
                       <w:rPr>
                         <w:rFonts w:ascii="Cambria Math" w:hAnsi="Cambria Math"/>
                       </w:rPr>
-                      <m:t>¬B</m:t>
-                    </m:r>
-                    <m:r>
-                      <w:rPr>
-                        <w:rFonts w:ascii="Cambria Math" w:hAnsi="Cambria Math"/>
-                      </w:rPr>
-                      <m:t>)</m:t>
-                    </m:r>
-                    <m:r>
-                      <w:rPr>
-                        <w:rFonts w:ascii="Cambria Math" w:hAnsi="Cambria Math"/>
-                      </w:rPr>
-                      <m:t>∧</m:t>
-                    </m:r>
-                    <m:r>
-                      <w:rPr>
-                        <w:rFonts w:ascii="Cambria Math" w:hAnsi="Cambria Math"/>
-                      </w:rPr>
-                      <m:t xml:space="preserve"> </m:t>
+                      <m:t xml:space="preserve">¬B)∧ </m:t>
                     </m:r>
                     <m:d>
                       <m:dPr>
@@ -2291,13 +2140,7 @@
                           <w:rPr>
                             <w:rFonts w:ascii="Cambria Math" w:hAnsi="Cambria Math"/>
                           </w:rPr>
-                          <m:t>¬</m:t>
-                        </m:r>
-                        <m:r>
-                          <w:rPr>
-                            <w:rFonts w:ascii="Cambria Math" w:hAnsi="Cambria Math"/>
-                          </w:rPr>
-                          <m:t xml:space="preserve">A </m:t>
+                          <m:t xml:space="preserve">¬A </m:t>
                         </m:r>
                         <m:r>
                           <w:rPr>
@@ -2490,6 +2333,9 @@
       <w:r>
         <w:t xml:space="preserve"> has 4 sentences:</w:t>
       </w:r>
+      <w:r>
+        <w:t xml:space="preserve">  </w:t>
+      </w:r>
     </w:p>
     <w:p>
       <w:pPr>
@@ -2637,7 +2483,7 @@
         <w:t>Q</w:t>
       </w:r>
       <w:r>
-        <w:t xml:space="preserve">}    </w:t>
+        <w:t>}</w:t>
       </w:r>
     </w:p>
     <w:p>
@@ -2669,6 +2515,1035 @@
         <w:t>? Show your steps.</w:t>
       </w:r>
     </w:p>
+    <w:p>
+      <w:r>
+        <w:tab/>
+      </w:r>
+      <w:r>
+        <w:t>First, a</w:t>
+      </w:r>
+      <w:r>
+        <w:t xml:space="preserve">pply </w:t>
+      </w:r>
+      <w:r>
+        <w:t>l</w:t>
+      </w:r>
+      <w:r>
+        <w:t xml:space="preserve">ogical </w:t>
+      </w:r>
+      <w:r>
+        <w:t>e</w:t>
+      </w:r>
+      <w:r>
+        <w:t>quivalences</w:t>
+      </w:r>
+      <w:r>
+        <w:t>:</w:t>
+      </w:r>
+    </w:p>
+    <w:p>
+      <w:pPr>
+        <w:pStyle w:val="ListParagraph"/>
+        <w:numPr>
+          <w:ilvl w:val="0"/>
+          <w:numId w:val="9"/>
+        </w:numPr>
+        <w:rPr>
+          <w:i/>
+          <w:iCs/>
+        </w:rPr>
+      </w:pPr>
+      <w:r>
+        <w:rPr>
+          <w:i/>
+          <w:iCs/>
+        </w:rPr>
+        <w:t>X</w:t>
+      </w:r>
+      <w:r>
+        <w:rPr>
+          <w:i/>
+          <w:iCs/>
+        </w:rPr>
+        <w:t xml:space="preserve"> (No Change)</w:t>
+      </w:r>
+    </w:p>
+    <w:p>
+      <w:pPr>
+        <w:pStyle w:val="ListParagraph"/>
+        <w:numPr>
+          <w:ilvl w:val="0"/>
+          <w:numId w:val="9"/>
+        </w:numPr>
+        <w:rPr>
+          <w:i/>
+          <w:iCs/>
+        </w:rPr>
+      </w:pPr>
+      <w:r>
+        <w:t>¬</w:t>
+      </w:r>
+      <w:r>
+        <w:rPr>
+          <w:i/>
+          <w:iCs/>
+        </w:rPr>
+        <w:t>X</w:t>
+      </w:r>
+      <w:r>
+        <w:t xml:space="preserve"> </w:t>
+      </w:r>
+      <w:r>
+        <w:rPr>
+          <w:rFonts w:ascii="Cambria Math" w:hAnsi="Cambria Math" w:cs="Cambria Math"/>
+        </w:rPr>
+        <w:t>∨</w:t>
+      </w:r>
+      <w:r>
+        <w:t xml:space="preserve"> </w:t>
+      </w:r>
+      <w:r>
+        <w:rPr>
+          <w:i/>
+          <w:iCs/>
+        </w:rPr>
+        <w:t xml:space="preserve">Y </w:t>
+      </w:r>
+      <w:r>
+        <w:rPr>
+          <w:rFonts w:ascii="Bookman Old Style" w:hAnsi="Bookman Old Style"/>
+          <w:i/>
+          <w:iCs/>
+        </w:rPr>
+        <w:t>≡</w:t>
+      </w:r>
+      <w:r>
+        <w:rPr>
+          <w:i/>
+          <w:iCs/>
+        </w:rPr>
+        <w:t xml:space="preserve"> X </w:t>
+      </w:r>
+      <w:r>
+        <w:rPr>
+          <w:rFonts w:ascii="Cambria Math" w:hAnsi="Cambria Math" w:cs="Cambria Math"/>
+        </w:rPr>
+        <w:t>⇒</w:t>
+      </w:r>
+      <w:r>
+        <w:rPr>
+          <w:i/>
+          <w:iCs/>
+        </w:rPr>
+        <w:t xml:space="preserve"> Y (</w:t>
+      </w:r>
+      <w:r>
+        <w:rPr>
+          <w:i/>
+          <w:iCs/>
+        </w:rPr>
+        <w:t>I</w:t>
+      </w:r>
+      <w:r>
+        <w:rPr>
+          <w:i/>
+          <w:iCs/>
+        </w:rPr>
+        <w:t xml:space="preserve">mplication </w:t>
+      </w:r>
+      <w:r>
+        <w:rPr>
+          <w:i/>
+          <w:iCs/>
+        </w:rPr>
+        <w:t>E</w:t>
+      </w:r>
+      <w:r>
+        <w:rPr>
+          <w:i/>
+          <w:iCs/>
+        </w:rPr>
+        <w:t>limination)</w:t>
+      </w:r>
+    </w:p>
+    <w:p>
+      <w:pPr>
+        <w:pStyle w:val="ListParagraph"/>
+        <w:numPr>
+          <w:ilvl w:val="0"/>
+          <w:numId w:val="9"/>
+        </w:numPr>
+        <w:rPr>
+          <w:i/>
+          <w:iCs/>
+        </w:rPr>
+      </w:pPr>
+      <w:r>
+        <w:rPr>
+          <w:rFonts w:ascii="Calibri" w:hAnsi="Calibri" w:cs="Calibri"/>
+        </w:rPr>
+        <w:t>¬</w:t>
+      </w:r>
+      <w:r>
+        <w:rPr>
+          <w:i/>
+          <w:iCs/>
+        </w:rPr>
+        <w:t>X</w:t>
+      </w:r>
+      <w:r>
+        <w:t xml:space="preserve"> </w:t>
+      </w:r>
+      <w:r>
+        <w:rPr>
+          <w:rFonts w:ascii="Cambria Math" w:hAnsi="Cambria Math" w:cs="Cambria Math"/>
+        </w:rPr>
+        <w:t>∨</w:t>
+      </w:r>
+      <w:r>
+        <w:t xml:space="preserve"> </w:t>
+      </w:r>
+      <w:r>
+        <w:rPr>
+          <w:i/>
+          <w:iCs/>
+        </w:rPr>
+        <w:t xml:space="preserve">Z </w:t>
+      </w:r>
+      <w:r>
+        <w:rPr>
+          <w:rFonts w:ascii="Bookman Old Style" w:hAnsi="Bookman Old Style"/>
+          <w:i/>
+          <w:iCs/>
+        </w:rPr>
+        <w:t>≡</w:t>
+      </w:r>
+      <w:r>
+        <w:rPr>
+          <w:i/>
+          <w:iCs/>
+        </w:rPr>
+        <w:t xml:space="preserve"> X </w:t>
+      </w:r>
+      <w:r>
+        <w:rPr>
+          <w:rFonts w:ascii="Cambria Math" w:hAnsi="Cambria Math" w:cs="Cambria Math"/>
+        </w:rPr>
+        <w:t>⇒</w:t>
+      </w:r>
+      <w:r>
+        <w:rPr>
+          <w:i/>
+          <w:iCs/>
+        </w:rPr>
+        <w:t xml:space="preserve"> Z (</w:t>
+      </w:r>
+      <w:r>
+        <w:rPr>
+          <w:i/>
+          <w:iCs/>
+        </w:rPr>
+        <w:t>I</w:t>
+      </w:r>
+      <w:r>
+        <w:rPr>
+          <w:i/>
+          <w:iCs/>
+        </w:rPr>
+        <w:t xml:space="preserve">mplication </w:t>
+      </w:r>
+      <w:r>
+        <w:rPr>
+          <w:i/>
+          <w:iCs/>
+        </w:rPr>
+        <w:t>E</w:t>
+      </w:r>
+      <w:r>
+        <w:rPr>
+          <w:i/>
+          <w:iCs/>
+        </w:rPr>
+        <w:t>limination)</w:t>
+      </w:r>
+    </w:p>
+    <w:p>
+      <w:pPr>
+        <w:pStyle w:val="ListParagraph"/>
+        <w:numPr>
+          <w:ilvl w:val="0"/>
+          <w:numId w:val="9"/>
+        </w:numPr>
+        <w:rPr>
+          <w:i/>
+          <w:iCs/>
+        </w:rPr>
+      </w:pPr>
+    </w:p>
+    <w:p>
+      <w:pPr>
+        <w:pStyle w:val="ListParagraph"/>
+        <w:numPr>
+          <w:ilvl w:val="0"/>
+          <w:numId w:val="10"/>
+        </w:numPr>
+        <w:rPr>
+          <w:i/>
+          <w:iCs/>
+        </w:rPr>
+      </w:pPr>
+      <w:r>
+        <w:rPr>
+          <w:rFonts w:ascii="Calibri" w:hAnsi="Calibri" w:cs="Calibri"/>
+        </w:rPr>
+        <w:t>¬</w:t>
+      </w:r>
+      <w:r>
+        <w:rPr>
+          <w:i/>
+          <w:iCs/>
+        </w:rPr>
+        <w:t>Y</w:t>
+      </w:r>
+      <w:r>
+        <w:t xml:space="preserve"> </w:t>
+      </w:r>
+      <w:r>
+        <w:rPr>
+          <w:rFonts w:ascii="Cambria Math" w:hAnsi="Cambria Math" w:cs="Cambria Math"/>
+        </w:rPr>
+        <w:t>∨</w:t>
+      </w:r>
+      <w:r>
+        <w:t xml:space="preserve"> </w:t>
+      </w:r>
+      <w:r>
+        <w:rPr>
+          <w:rFonts w:ascii="Calibri" w:hAnsi="Calibri" w:cs="Calibri"/>
+        </w:rPr>
+        <w:t>¬</w:t>
+      </w:r>
+      <w:r>
+        <w:rPr>
+          <w:i/>
+          <w:iCs/>
+        </w:rPr>
+        <w:t>Z</w:t>
+      </w:r>
+      <w:r>
+        <w:t xml:space="preserve"> </w:t>
+      </w:r>
+      <w:r>
+        <w:rPr>
+          <w:rFonts w:ascii="Cambria Math" w:hAnsi="Cambria Math" w:cs="Cambria Math"/>
+        </w:rPr>
+        <w:t>∨</w:t>
+      </w:r>
+      <w:r>
+        <w:t xml:space="preserve"> </w:t>
+      </w:r>
+      <w:r>
+        <w:rPr>
+          <w:i/>
+          <w:iCs/>
+        </w:rPr>
+        <w:t xml:space="preserve">Q </w:t>
+      </w:r>
+      <w:r>
+        <w:rPr>
+          <w:rFonts w:ascii="Bookman Old Style" w:hAnsi="Bookman Old Style"/>
+          <w:i/>
+          <w:iCs/>
+        </w:rPr>
+        <w:t>≡ (</w:t>
+      </w:r>
+      <w:r>
+        <w:rPr>
+          <w:rFonts w:ascii="Calibri" w:hAnsi="Calibri" w:cs="Calibri"/>
+        </w:rPr>
+        <w:t>¬</w:t>
+      </w:r>
+      <w:r>
+        <w:rPr>
+          <w:i/>
+          <w:iCs/>
+        </w:rPr>
+        <w:t>Y</w:t>
+      </w:r>
+      <w:r>
+        <w:t xml:space="preserve"> </w:t>
+      </w:r>
+      <w:r>
+        <w:rPr>
+          <w:rFonts w:ascii="Cambria Math" w:hAnsi="Cambria Math" w:cs="Cambria Math"/>
+        </w:rPr>
+        <w:t>∨</w:t>
+      </w:r>
+      <w:r>
+        <w:t xml:space="preserve"> </w:t>
+      </w:r>
+      <w:r>
+        <w:rPr>
+          <w:rFonts w:ascii="Calibri" w:hAnsi="Calibri" w:cs="Calibri"/>
+        </w:rPr>
+        <w:t>¬</w:t>
+      </w:r>
+      <w:r>
+        <w:rPr>
+          <w:i/>
+          <w:iCs/>
+        </w:rPr>
+        <w:t xml:space="preserve">Z) </w:t>
+      </w:r>
+      <w:r>
+        <w:rPr>
+          <w:rFonts w:ascii="Cambria Math" w:hAnsi="Cambria Math" w:cs="Cambria Math"/>
+        </w:rPr>
+        <w:t>∨</w:t>
+      </w:r>
+      <w:r>
+        <w:t xml:space="preserve"> </w:t>
+      </w:r>
+      <w:r>
+        <w:rPr>
+          <w:i/>
+          <w:iCs/>
+        </w:rPr>
+        <w:t>Q (Associativity)</w:t>
+      </w:r>
+    </w:p>
+    <w:p>
+      <w:pPr>
+        <w:pStyle w:val="ListParagraph"/>
+        <w:numPr>
+          <w:ilvl w:val="0"/>
+          <w:numId w:val="10"/>
+        </w:numPr>
+        <w:rPr>
+          <w:i/>
+          <w:iCs/>
+        </w:rPr>
+      </w:pPr>
+      <w:r>
+        <w:rPr>
+          <w:rFonts w:ascii="Bookman Old Style" w:hAnsi="Bookman Old Style"/>
+          <w:i/>
+          <w:iCs/>
+        </w:rPr>
+        <w:t>(</w:t>
+      </w:r>
+      <w:r>
+        <w:rPr>
+          <w:rFonts w:ascii="Calibri" w:hAnsi="Calibri" w:cs="Calibri"/>
+        </w:rPr>
+        <w:t>¬</w:t>
+      </w:r>
+      <w:r>
+        <w:rPr>
+          <w:i/>
+          <w:iCs/>
+        </w:rPr>
+        <w:t>Y</w:t>
+      </w:r>
+      <w:r>
+        <w:t xml:space="preserve"> </w:t>
+      </w:r>
+      <w:r>
+        <w:rPr>
+          <w:rFonts w:ascii="Cambria Math" w:hAnsi="Cambria Math" w:cs="Cambria Math"/>
+        </w:rPr>
+        <w:t>∨</w:t>
+      </w:r>
+      <w:r>
+        <w:t xml:space="preserve"> </w:t>
+      </w:r>
+      <w:r>
+        <w:rPr>
+          <w:rFonts w:ascii="Calibri" w:hAnsi="Calibri" w:cs="Calibri"/>
+        </w:rPr>
+        <w:t>¬</w:t>
+      </w:r>
+      <w:r>
+        <w:rPr>
+          <w:i/>
+          <w:iCs/>
+        </w:rPr>
+        <w:t xml:space="preserve">Z) </w:t>
+      </w:r>
+      <w:r>
+        <w:rPr>
+          <w:rFonts w:ascii="Cambria Math" w:hAnsi="Cambria Math" w:cs="Cambria Math"/>
+        </w:rPr>
+        <w:t>∨</w:t>
+      </w:r>
+      <w:r>
+        <w:t xml:space="preserve"> </w:t>
+      </w:r>
+      <w:r>
+        <w:rPr>
+          <w:i/>
+          <w:iCs/>
+        </w:rPr>
+        <w:t xml:space="preserve">Q </w:t>
+      </w:r>
+      <w:r>
+        <w:rPr>
+          <w:rFonts w:ascii="Bookman Old Style" w:hAnsi="Bookman Old Style"/>
+          <w:i/>
+          <w:iCs/>
+        </w:rPr>
+        <w:t xml:space="preserve">≡ </w:t>
+      </w:r>
+      <w:proofErr w:type="gramStart"/>
+      <w:r>
+        <w:rPr>
+          <w:rFonts w:ascii="Calibri" w:hAnsi="Calibri" w:cs="Calibri"/>
+        </w:rPr>
+        <w:t>¬</w:t>
+      </w:r>
+      <w:r>
+        <w:rPr>
+          <w:rFonts w:ascii="Bookman Old Style" w:hAnsi="Bookman Old Style"/>
+          <w:i/>
+          <w:iCs/>
+        </w:rPr>
+        <w:t>(</w:t>
+      </w:r>
+      <w:proofErr w:type="gramEnd"/>
+      <w:r>
+        <w:rPr>
+          <w:i/>
+          <w:iCs/>
+        </w:rPr>
+        <w:t>Y</w:t>
+      </w:r>
+      <w:r>
+        <w:t xml:space="preserve"> </w:t>
+      </w:r>
+      <w:r>
+        <w:rPr>
+          <w:rFonts w:ascii="Cambria Math" w:hAnsi="Cambria Math" w:cs="Cambria Math"/>
+        </w:rPr>
+        <w:t>∧</w:t>
+      </w:r>
+      <w:r>
+        <w:t xml:space="preserve"> </w:t>
+      </w:r>
+      <w:r>
+        <w:rPr>
+          <w:i/>
+          <w:iCs/>
+        </w:rPr>
+        <w:t>Z)</w:t>
+      </w:r>
+      <w:r>
+        <w:rPr>
+          <w:rFonts w:ascii="Cambria Math" w:hAnsi="Cambria Math" w:cs="Cambria Math"/>
+        </w:rPr>
+        <w:t xml:space="preserve"> ∨</w:t>
+      </w:r>
+      <w:r>
+        <w:t xml:space="preserve"> </w:t>
+      </w:r>
+      <w:r>
+        <w:rPr>
+          <w:i/>
+          <w:iCs/>
+        </w:rPr>
+        <w:t>Q (De Morgan)</w:t>
+      </w:r>
+    </w:p>
+    <w:p>
+      <w:pPr>
+        <w:pStyle w:val="ListParagraph"/>
+        <w:numPr>
+          <w:ilvl w:val="0"/>
+          <w:numId w:val="10"/>
+        </w:numPr>
+        <w:rPr>
+          <w:i/>
+          <w:iCs/>
+        </w:rPr>
+      </w:pPr>
+      <w:proofErr w:type="gramStart"/>
+      <w:r>
+        <w:rPr>
+          <w:rFonts w:ascii="Calibri" w:hAnsi="Calibri" w:cs="Calibri"/>
+        </w:rPr>
+        <w:t>¬</w:t>
+      </w:r>
+      <w:r>
+        <w:rPr>
+          <w:rFonts w:ascii="Bookman Old Style" w:hAnsi="Bookman Old Style"/>
+          <w:i/>
+          <w:iCs/>
+        </w:rPr>
+        <w:t>(</w:t>
+      </w:r>
+      <w:proofErr w:type="gramEnd"/>
+      <w:r>
+        <w:rPr>
+          <w:i/>
+          <w:iCs/>
+        </w:rPr>
+        <w:t>Y</w:t>
+      </w:r>
+      <w:r>
+        <w:t xml:space="preserve"> </w:t>
+      </w:r>
+      <w:r>
+        <w:rPr>
+          <w:rFonts w:ascii="Cambria Math" w:hAnsi="Cambria Math" w:cs="Cambria Math"/>
+        </w:rPr>
+        <w:t>∧</w:t>
+      </w:r>
+      <w:r>
+        <w:t xml:space="preserve"> </w:t>
+      </w:r>
+      <w:r>
+        <w:rPr>
+          <w:i/>
+          <w:iCs/>
+        </w:rPr>
+        <w:t>Z)</w:t>
+      </w:r>
+      <w:r>
+        <w:rPr>
+          <w:rFonts w:ascii="Cambria Math" w:hAnsi="Cambria Math" w:cs="Cambria Math"/>
+        </w:rPr>
+        <w:t xml:space="preserve"> ∨</w:t>
+      </w:r>
+      <w:r>
+        <w:t xml:space="preserve"> </w:t>
+      </w:r>
+      <w:r>
+        <w:rPr>
+          <w:i/>
+          <w:iCs/>
+        </w:rPr>
+        <w:t xml:space="preserve">Q </w:t>
+      </w:r>
+      <w:r>
+        <w:rPr>
+          <w:rFonts w:ascii="Bookman Old Style" w:hAnsi="Bookman Old Style"/>
+          <w:i/>
+          <w:iCs/>
+        </w:rPr>
+        <w:t>≡ (</w:t>
+      </w:r>
+      <w:r>
+        <w:rPr>
+          <w:i/>
+          <w:iCs/>
+        </w:rPr>
+        <w:t>Y</w:t>
+      </w:r>
+      <w:r>
+        <w:t xml:space="preserve"> </w:t>
+      </w:r>
+      <w:r>
+        <w:rPr>
+          <w:rFonts w:ascii="Cambria Math" w:hAnsi="Cambria Math" w:cs="Cambria Math"/>
+        </w:rPr>
+        <w:t>∧</w:t>
+      </w:r>
+      <w:r>
+        <w:t xml:space="preserve"> </w:t>
+      </w:r>
+      <w:r>
+        <w:rPr>
+          <w:i/>
+          <w:iCs/>
+        </w:rPr>
+        <w:t>Z)</w:t>
+      </w:r>
+      <w:r>
+        <w:rPr>
+          <w:rFonts w:ascii="Cambria Math" w:hAnsi="Cambria Math" w:cs="Cambria Math"/>
+        </w:rPr>
+        <w:t xml:space="preserve"> ⇒</w:t>
+      </w:r>
+      <w:r>
+        <w:rPr>
+          <w:i/>
+          <w:iCs/>
+        </w:rPr>
+        <w:t xml:space="preserve"> Q (Implic</w:t>
+      </w:r>
+      <w:r>
+        <w:rPr>
+          <w:i/>
+          <w:iCs/>
+        </w:rPr>
+        <w:t>ation</w:t>
+      </w:r>
+      <w:r>
+        <w:rPr>
+          <w:i/>
+          <w:iCs/>
+        </w:rPr>
+        <w:t xml:space="preserve"> </w:t>
+      </w:r>
+      <w:r>
+        <w:rPr>
+          <w:i/>
+          <w:iCs/>
+        </w:rPr>
+        <w:t>E</w:t>
+      </w:r>
+      <w:r>
+        <w:rPr>
+          <w:i/>
+          <w:iCs/>
+        </w:rPr>
+        <w:t>limination)</w:t>
+      </w:r>
+    </w:p>
+    <w:p>
+      <w:pPr>
+        <w:ind w:left="720"/>
+      </w:pPr>
+      <w:r>
+        <w:t>So,</w:t>
+      </w:r>
+      <w:r>
+        <w:t xml:space="preserve"> </w:t>
+      </w:r>
+      <w:r>
+        <w:t>the</w:t>
+      </w:r>
+      <w:r>
+        <w:t xml:space="preserve"> KB can be written as:</w:t>
+      </w:r>
+    </w:p>
+    <w:p>
+      <w:pPr>
+        <w:ind w:left="720"/>
+      </w:pPr>
+      <w:r>
+        <w:rPr>
+          <w:i/>
+          <w:iCs/>
+        </w:rPr>
+        <w:t xml:space="preserve">KB = </w:t>
+      </w:r>
+      <w:r>
+        <w:t xml:space="preserve">{X, </w:t>
+      </w:r>
+      <w:r>
+        <w:rPr>
+          <w:i/>
+          <w:iCs/>
+        </w:rPr>
+        <w:t xml:space="preserve">X </w:t>
+      </w:r>
+      <w:r>
+        <w:rPr>
+          <w:rFonts w:ascii="Cambria Math" w:hAnsi="Cambria Math" w:cs="Cambria Math"/>
+        </w:rPr>
+        <w:t>⇒</w:t>
+      </w:r>
+      <w:r>
+        <w:rPr>
+          <w:i/>
+          <w:iCs/>
+        </w:rPr>
+        <w:t xml:space="preserve"> Y, X </w:t>
+      </w:r>
+      <w:r>
+        <w:rPr>
+          <w:rFonts w:ascii="Cambria Math" w:hAnsi="Cambria Math" w:cs="Cambria Math"/>
+        </w:rPr>
+        <w:t>⇒</w:t>
+      </w:r>
+      <w:r>
+        <w:rPr>
+          <w:i/>
+          <w:iCs/>
+        </w:rPr>
+        <w:t xml:space="preserve"> Z, </w:t>
+      </w:r>
+      <w:r>
+        <w:rPr>
+          <w:rFonts w:ascii="Bookman Old Style" w:hAnsi="Bookman Old Style"/>
+          <w:i/>
+          <w:iCs/>
+        </w:rPr>
+        <w:t>(</w:t>
+      </w:r>
+      <w:r>
+        <w:rPr>
+          <w:i/>
+          <w:iCs/>
+        </w:rPr>
+        <w:t>Y</w:t>
+      </w:r>
+      <w:r>
+        <w:t xml:space="preserve"> </w:t>
+      </w:r>
+      <w:r>
+        <w:rPr>
+          <w:rFonts w:ascii="Cambria Math" w:hAnsi="Cambria Math" w:cs="Cambria Math"/>
+        </w:rPr>
+        <w:t>∧</w:t>
+      </w:r>
+      <w:r>
+        <w:t xml:space="preserve"> </w:t>
+      </w:r>
+      <w:r>
+        <w:rPr>
+          <w:i/>
+          <w:iCs/>
+        </w:rPr>
+        <w:t>Z</w:t>
+      </w:r>
+      <w:r>
+        <w:rPr>
+          <w:i/>
+          <w:iCs/>
+        </w:rPr>
+        <w:t>)</w:t>
+      </w:r>
+      <w:r>
+        <w:rPr>
+          <w:rFonts w:ascii="Cambria Math" w:hAnsi="Cambria Math" w:cs="Cambria Math"/>
+        </w:rPr>
+        <w:t xml:space="preserve"> </w:t>
+      </w:r>
+      <w:r>
+        <w:rPr>
+          <w:rFonts w:ascii="Cambria Math" w:hAnsi="Cambria Math" w:cs="Cambria Math"/>
+        </w:rPr>
+        <w:t>⇒</w:t>
+      </w:r>
+      <w:r>
+        <w:rPr>
+          <w:i/>
+          <w:iCs/>
+        </w:rPr>
+        <w:t xml:space="preserve"> </w:t>
+      </w:r>
+      <w:r>
+        <w:rPr>
+          <w:i/>
+          <w:iCs/>
+        </w:rPr>
+        <w:t>Q</w:t>
+      </w:r>
+      <w:r>
+        <w:t>}</w:t>
+      </w:r>
+    </w:p>
+    <w:p>
+      <w:pPr>
+        <w:pStyle w:val="ListParagraph"/>
+        <w:numPr>
+          <w:ilvl w:val="0"/>
+          <w:numId w:val="8"/>
+        </w:numPr>
+      </w:pPr>
+      <w:r>
+        <w:t>S</w:t>
+      </w:r>
+      <w:r>
+        <w:t xml:space="preserve">ince X is given in </w:t>
+      </w:r>
+      <w:r>
+        <w:t xml:space="preserve">the </w:t>
+      </w:r>
+      <w:r>
+        <w:t>KB</w:t>
+      </w:r>
+      <w:r>
+        <w:t>, X is true.</w:t>
+      </w:r>
+    </w:p>
+    <w:p>
+      <w:pPr>
+        <w:pStyle w:val="ListParagraph"/>
+        <w:numPr>
+          <w:ilvl w:val="0"/>
+          <w:numId w:val="8"/>
+        </w:numPr>
+      </w:pPr>
+      <w:r>
+        <w:t>Since X is true, Y is true</w:t>
+      </w:r>
+      <w:r>
+        <w:t xml:space="preserve"> </w:t>
+      </w:r>
+      <w:r>
+        <w:t xml:space="preserve">(from </w:t>
+      </w:r>
+      <w:r>
+        <w:rPr>
+          <w:i/>
+          <w:iCs/>
+        </w:rPr>
+        <w:t xml:space="preserve">X </w:t>
+      </w:r>
+      <w:r>
+        <w:rPr>
+          <w:rFonts w:ascii="Cambria Math" w:hAnsi="Cambria Math" w:cs="Cambria Math"/>
+        </w:rPr>
+        <w:t>⇒</w:t>
+      </w:r>
+      <w:r>
+        <w:rPr>
+          <w:i/>
+          <w:iCs/>
+        </w:rPr>
+        <w:t xml:space="preserve"> Y</w:t>
+      </w:r>
+      <w:r>
+        <w:t>).</w:t>
+      </w:r>
+    </w:p>
+    <w:p>
+      <w:pPr>
+        <w:pStyle w:val="ListParagraph"/>
+        <w:numPr>
+          <w:ilvl w:val="0"/>
+          <w:numId w:val="8"/>
+        </w:numPr>
+      </w:pPr>
+      <w:r>
+        <w:t>Since X is true, Z is true</w:t>
+      </w:r>
+      <w:r>
+        <w:t xml:space="preserve"> </w:t>
+      </w:r>
+      <w:r>
+        <w:t>(from</w:t>
+      </w:r>
+      <w:r>
+        <w:rPr>
+          <w:i/>
+          <w:iCs/>
+        </w:rPr>
+        <w:t xml:space="preserve"> X </w:t>
+      </w:r>
+      <w:r>
+        <w:rPr>
+          <w:rFonts w:ascii="Cambria Math" w:hAnsi="Cambria Math" w:cs="Cambria Math"/>
+        </w:rPr>
+        <w:t>⇒</w:t>
+      </w:r>
+      <w:r>
+        <w:rPr>
+          <w:i/>
+          <w:iCs/>
+        </w:rPr>
+        <w:t xml:space="preserve"> Z</w:t>
+      </w:r>
+      <w:r>
+        <w:t>).</w:t>
+      </w:r>
+    </w:p>
+    <w:p>
+      <w:pPr>
+        <w:pStyle w:val="ListParagraph"/>
+        <w:numPr>
+          <w:ilvl w:val="0"/>
+          <w:numId w:val="8"/>
+        </w:numPr>
+      </w:pPr>
+      <w:r>
+        <w:t xml:space="preserve">Since Y and Z are true, Q is true (from </w:t>
+      </w:r>
+      <w:r>
+        <w:rPr>
+          <w:rFonts w:ascii="Bookman Old Style" w:hAnsi="Bookman Old Style"/>
+          <w:i/>
+          <w:iCs/>
+        </w:rPr>
+        <w:t>(</w:t>
+      </w:r>
+      <w:r>
+        <w:rPr>
+          <w:i/>
+          <w:iCs/>
+        </w:rPr>
+        <w:t>Y</w:t>
+      </w:r>
+      <w:r>
+        <w:t xml:space="preserve"> </w:t>
+      </w:r>
+      <w:r>
+        <w:rPr>
+          <w:rFonts w:ascii="Cambria Math" w:hAnsi="Cambria Math" w:cs="Cambria Math"/>
+        </w:rPr>
+        <w:t>∧</w:t>
+      </w:r>
+      <w:r>
+        <w:t xml:space="preserve"> </w:t>
+      </w:r>
+      <w:r>
+        <w:rPr>
+          <w:i/>
+          <w:iCs/>
+        </w:rPr>
+        <w:t>Z</w:t>
+      </w:r>
+      <w:r>
+        <w:rPr>
+          <w:i/>
+          <w:iCs/>
+        </w:rPr>
+        <w:t>)</w:t>
+      </w:r>
+      <w:r>
+        <w:rPr>
+          <w:rFonts w:ascii="Cambria Math" w:hAnsi="Cambria Math" w:cs="Cambria Math"/>
+        </w:rPr>
+        <w:t xml:space="preserve"> </w:t>
+      </w:r>
+      <w:r>
+        <w:rPr>
+          <w:rFonts w:ascii="Cambria Math" w:hAnsi="Cambria Math" w:cs="Cambria Math"/>
+        </w:rPr>
+        <w:t>⇒</w:t>
+      </w:r>
+      <w:r>
+        <w:rPr>
+          <w:i/>
+          <w:iCs/>
+        </w:rPr>
+        <w:t xml:space="preserve"> </w:t>
+      </w:r>
+      <w:r>
+        <w:rPr>
+          <w:i/>
+          <w:iCs/>
+        </w:rPr>
+        <w:t>Q</w:t>
+      </w:r>
+      <w:r>
+        <w:t>).</w:t>
+      </w:r>
+    </w:p>
+    <w:p>
+      <w:pPr>
+        <w:pStyle w:val="ListParagraph"/>
+        <w:ind w:left="1080"/>
+      </w:pPr>
+    </w:p>
+    <w:p>
+      <w:pPr>
+        <w:pStyle w:val="ListParagraph"/>
+        <w:ind w:left="1080"/>
+      </w:pPr>
+      <w:r>
+        <w:t xml:space="preserve">Therefore, </w:t>
+      </w:r>
+      <w:r>
+        <w:t xml:space="preserve">yes, </w:t>
+      </w:r>
+      <w:r>
+        <w:t>KB does entail Q</w:t>
+      </w:r>
+    </w:p>
+    <w:p/>
     <w:sectPr>
       <w:pgSz w:w="12240" w:h="15840"/>
       <w:pgMar w:top="1440" w:right="1440" w:bottom="1440" w:left="1440" w:header="720" w:footer="720" w:gutter="0"/>
@@ -2857,6 +3732,96 @@
     </w:lvl>
   </w:abstractNum>
   <w:abstractNum w:abstractNumId="2" w15:restartNumberingAfterBreak="0">
+    <w:nsid w:val="203B350C"/>
+    <w:multiLevelType w:val="hybridMultilevel"/>
+    <w:tmpl w:val="D1AA073C"/>
+    <w:lvl w:ilvl="0" w:tplc="C4C2F79C">
+      <w:start w:val="1"/>
+      <w:numFmt w:val="lowerLetter"/>
+      <w:lvlText w:val="%1."/>
+      <w:lvlJc w:val="left"/>
+      <w:pPr>
+        <w:ind w:left="1440" w:hanging="360"/>
+      </w:pPr>
+      <w:rPr>
+        <w:rFonts w:ascii="Calibri" w:hAnsi="Calibri" w:cs="Calibri" w:hint="default"/>
+        <w:i w:val="0"/>
+      </w:rPr>
+    </w:lvl>
+    <w:lvl w:ilvl="1" w:tplc="04090019" w:tentative="1">
+      <w:start w:val="1"/>
+      <w:numFmt w:val="lowerLetter"/>
+      <w:lvlText w:val="%2."/>
+      <w:lvlJc w:val="left"/>
+      <w:pPr>
+        <w:ind w:left="2160" w:hanging="360"/>
+      </w:pPr>
+    </w:lvl>
+    <w:lvl w:ilvl="2" w:tplc="0409001B" w:tentative="1">
+      <w:start w:val="1"/>
+      <w:numFmt w:val="lowerRoman"/>
+      <w:lvlText w:val="%3."/>
+      <w:lvlJc w:val="right"/>
+      <w:pPr>
+        <w:ind w:left="2880" w:hanging="180"/>
+      </w:pPr>
+    </w:lvl>
+    <w:lvl w:ilvl="3" w:tplc="0409000F" w:tentative="1">
+      <w:start w:val="1"/>
+      <w:numFmt w:val="decimal"/>
+      <w:lvlText w:val="%4."/>
+      <w:lvlJc w:val="left"/>
+      <w:pPr>
+        <w:ind w:left="3600" w:hanging="360"/>
+      </w:pPr>
+    </w:lvl>
+    <w:lvl w:ilvl="4" w:tplc="04090019" w:tentative="1">
+      <w:start w:val="1"/>
+      <w:numFmt w:val="lowerLetter"/>
+      <w:lvlText w:val="%5."/>
+      <w:lvlJc w:val="left"/>
+      <w:pPr>
+        <w:ind w:left="4320" w:hanging="360"/>
+      </w:pPr>
+    </w:lvl>
+    <w:lvl w:ilvl="5" w:tplc="0409001B" w:tentative="1">
+      <w:start w:val="1"/>
+      <w:numFmt w:val="lowerRoman"/>
+      <w:lvlText w:val="%6."/>
+      <w:lvlJc w:val="right"/>
+      <w:pPr>
+        <w:ind w:left="5040" w:hanging="180"/>
+      </w:pPr>
+    </w:lvl>
+    <w:lvl w:ilvl="6" w:tplc="0409000F" w:tentative="1">
+      <w:start w:val="1"/>
+      <w:numFmt w:val="decimal"/>
+      <w:lvlText w:val="%7."/>
+      <w:lvlJc w:val="left"/>
+      <w:pPr>
+        <w:ind w:left="5760" w:hanging="360"/>
+      </w:pPr>
+    </w:lvl>
+    <w:lvl w:ilvl="7" w:tplc="04090019" w:tentative="1">
+      <w:start w:val="1"/>
+      <w:numFmt w:val="lowerLetter"/>
+      <w:lvlText w:val="%8."/>
+      <w:lvlJc w:val="left"/>
+      <w:pPr>
+        <w:ind w:left="6480" w:hanging="360"/>
+      </w:pPr>
+    </w:lvl>
+    <w:lvl w:ilvl="8" w:tplc="0409001B" w:tentative="1">
+      <w:start w:val="1"/>
+      <w:numFmt w:val="lowerRoman"/>
+      <w:lvlText w:val="%9."/>
+      <w:lvlJc w:val="right"/>
+      <w:pPr>
+        <w:ind w:left="7200" w:hanging="180"/>
+      </w:pPr>
+    </w:lvl>
+  </w:abstractNum>
+  <w:abstractNum w:abstractNumId="3" w15:restartNumberingAfterBreak="0">
     <w:nsid w:val="36245071"/>
     <w:multiLevelType w:val="hybridMultilevel"/>
     <w:tmpl w:val="85164424"/>
@@ -2942,7 +3907,96 @@
       </w:pPr>
     </w:lvl>
   </w:abstractNum>
-  <w:abstractNum w:abstractNumId="3" w15:restartNumberingAfterBreak="0">
+  <w:abstractNum w:abstractNumId="4" w15:restartNumberingAfterBreak="0">
+    <w:nsid w:val="40A12F38"/>
+    <w:multiLevelType w:val="hybridMultilevel"/>
+    <w:tmpl w:val="96001C6A"/>
+    <w:lvl w:ilvl="0" w:tplc="54885F1E">
+      <w:start w:val="1"/>
+      <w:numFmt w:val="decimal"/>
+      <w:lvlText w:val="%1."/>
+      <w:lvlJc w:val="left"/>
+      <w:pPr>
+        <w:ind w:left="1080" w:hanging="360"/>
+      </w:pPr>
+      <w:rPr>
+        <w:rFonts w:hint="default"/>
+      </w:rPr>
+    </w:lvl>
+    <w:lvl w:ilvl="1" w:tplc="04090019" w:tentative="1">
+      <w:start w:val="1"/>
+      <w:numFmt w:val="lowerLetter"/>
+      <w:lvlText w:val="%2."/>
+      <w:lvlJc w:val="left"/>
+      <w:pPr>
+        <w:ind w:left="1800" w:hanging="360"/>
+      </w:pPr>
+    </w:lvl>
+    <w:lvl w:ilvl="2" w:tplc="0409001B" w:tentative="1">
+      <w:start w:val="1"/>
+      <w:numFmt w:val="lowerRoman"/>
+      <w:lvlText w:val="%3."/>
+      <w:lvlJc w:val="right"/>
+      <w:pPr>
+        <w:ind w:left="2520" w:hanging="180"/>
+      </w:pPr>
+    </w:lvl>
+    <w:lvl w:ilvl="3" w:tplc="0409000F" w:tentative="1">
+      <w:start w:val="1"/>
+      <w:numFmt w:val="decimal"/>
+      <w:lvlText w:val="%4."/>
+      <w:lvlJc w:val="left"/>
+      <w:pPr>
+        <w:ind w:left="3240" w:hanging="360"/>
+      </w:pPr>
+    </w:lvl>
+    <w:lvl w:ilvl="4" w:tplc="04090019" w:tentative="1">
+      <w:start w:val="1"/>
+      <w:numFmt w:val="lowerLetter"/>
+      <w:lvlText w:val="%5."/>
+      <w:lvlJc w:val="left"/>
+      <w:pPr>
+        <w:ind w:left="3960" w:hanging="360"/>
+      </w:pPr>
+    </w:lvl>
+    <w:lvl w:ilvl="5" w:tplc="0409001B" w:tentative="1">
+      <w:start w:val="1"/>
+      <w:numFmt w:val="lowerRoman"/>
+      <w:lvlText w:val="%6."/>
+      <w:lvlJc w:val="right"/>
+      <w:pPr>
+        <w:ind w:left="4680" w:hanging="180"/>
+      </w:pPr>
+    </w:lvl>
+    <w:lvl w:ilvl="6" w:tplc="0409000F" w:tentative="1">
+      <w:start w:val="1"/>
+      <w:numFmt w:val="decimal"/>
+      <w:lvlText w:val="%7."/>
+      <w:lvlJc w:val="left"/>
+      <w:pPr>
+        <w:ind w:left="5400" w:hanging="360"/>
+      </w:pPr>
+    </w:lvl>
+    <w:lvl w:ilvl="7" w:tplc="04090019" w:tentative="1">
+      <w:start w:val="1"/>
+      <w:numFmt w:val="lowerLetter"/>
+      <w:lvlText w:val="%8."/>
+      <w:lvlJc w:val="left"/>
+      <w:pPr>
+        <w:ind w:left="6120" w:hanging="360"/>
+      </w:pPr>
+    </w:lvl>
+    <w:lvl w:ilvl="8" w:tplc="0409001B" w:tentative="1">
+      <w:start w:val="1"/>
+      <w:numFmt w:val="lowerRoman"/>
+      <w:lvlText w:val="%9."/>
+      <w:lvlJc w:val="right"/>
+      <w:pPr>
+        <w:ind w:left="6840" w:hanging="180"/>
+      </w:pPr>
+    </w:lvl>
+  </w:abstractNum>
+  <w:abstractNum w:abstractNumId="5" w15:restartNumberingAfterBreak="0">
     <w:nsid w:val="52B661D1"/>
     <w:multiLevelType w:val="hybridMultilevel"/>
     <w:tmpl w:val="1FAA038A"/>
@@ -3031,7 +4085,97 @@
       </w:pPr>
     </w:lvl>
   </w:abstractNum>
-  <w:abstractNum w:abstractNumId="4" w15:restartNumberingAfterBreak="0">
+  <w:abstractNum w:abstractNumId="6" w15:restartNumberingAfterBreak="0">
+    <w:nsid w:val="546D1A4E"/>
+    <w:multiLevelType w:val="hybridMultilevel"/>
+    <w:tmpl w:val="FC169712"/>
+    <w:lvl w:ilvl="0" w:tplc="45E0FD9C">
+      <w:start w:val="1"/>
+      <w:numFmt w:val="decimal"/>
+      <w:lvlText w:val="%1."/>
+      <w:lvlJc w:val="left"/>
+      <w:pPr>
+        <w:ind w:left="1080" w:hanging="360"/>
+      </w:pPr>
+      <w:rPr>
+        <w:rFonts w:hint="default"/>
+        <w:i w:val="0"/>
+      </w:rPr>
+    </w:lvl>
+    <w:lvl w:ilvl="1" w:tplc="04090019" w:tentative="1">
+      <w:start w:val="1"/>
+      <w:numFmt w:val="lowerLetter"/>
+      <w:lvlText w:val="%2."/>
+      <w:lvlJc w:val="left"/>
+      <w:pPr>
+        <w:ind w:left="1800" w:hanging="360"/>
+      </w:pPr>
+    </w:lvl>
+    <w:lvl w:ilvl="2" w:tplc="0409001B" w:tentative="1">
+      <w:start w:val="1"/>
+      <w:numFmt w:val="lowerRoman"/>
+      <w:lvlText w:val="%3."/>
+      <w:lvlJc w:val="right"/>
+      <w:pPr>
+        <w:ind w:left="2520" w:hanging="180"/>
+      </w:pPr>
+    </w:lvl>
+    <w:lvl w:ilvl="3" w:tplc="0409000F" w:tentative="1">
+      <w:start w:val="1"/>
+      <w:numFmt w:val="decimal"/>
+      <w:lvlText w:val="%4."/>
+      <w:lvlJc w:val="left"/>
+      <w:pPr>
+        <w:ind w:left="3240" w:hanging="360"/>
+      </w:pPr>
+    </w:lvl>
+    <w:lvl w:ilvl="4" w:tplc="04090019" w:tentative="1">
+      <w:start w:val="1"/>
+      <w:numFmt w:val="lowerLetter"/>
+      <w:lvlText w:val="%5."/>
+      <w:lvlJc w:val="left"/>
+      <w:pPr>
+        <w:ind w:left="3960" w:hanging="360"/>
+      </w:pPr>
+    </w:lvl>
+    <w:lvl w:ilvl="5" w:tplc="0409001B" w:tentative="1">
+      <w:start w:val="1"/>
+      <w:numFmt w:val="lowerRoman"/>
+      <w:lvlText w:val="%6."/>
+      <w:lvlJc w:val="right"/>
+      <w:pPr>
+        <w:ind w:left="4680" w:hanging="180"/>
+      </w:pPr>
+    </w:lvl>
+    <w:lvl w:ilvl="6" w:tplc="0409000F" w:tentative="1">
+      <w:start w:val="1"/>
+      <w:numFmt w:val="decimal"/>
+      <w:lvlText w:val="%7."/>
+      <w:lvlJc w:val="left"/>
+      <w:pPr>
+        <w:ind w:left="5400" w:hanging="360"/>
+      </w:pPr>
+    </w:lvl>
+    <w:lvl w:ilvl="7" w:tplc="04090019" w:tentative="1">
+      <w:start w:val="1"/>
+      <w:numFmt w:val="lowerLetter"/>
+      <w:lvlText w:val="%8."/>
+      <w:lvlJc w:val="left"/>
+      <w:pPr>
+        <w:ind w:left="6120" w:hanging="360"/>
+      </w:pPr>
+    </w:lvl>
+    <w:lvl w:ilvl="8" w:tplc="0409001B" w:tentative="1">
+      <w:start w:val="1"/>
+      <w:numFmt w:val="lowerRoman"/>
+      <w:lvlText w:val="%9."/>
+      <w:lvlJc w:val="right"/>
+      <w:pPr>
+        <w:ind w:left="6840" w:hanging="180"/>
+      </w:pPr>
+    </w:lvl>
+  </w:abstractNum>
+  <w:abstractNum w:abstractNumId="7" w15:restartNumberingAfterBreak="0">
     <w:nsid w:val="58614980"/>
     <w:multiLevelType w:val="hybridMultilevel"/>
     <w:tmpl w:val="A13CEFDA"/>
@@ -3120,7 +4264,7 @@
       </w:pPr>
     </w:lvl>
   </w:abstractNum>
-  <w:abstractNum w:abstractNumId="5" w15:restartNumberingAfterBreak="0">
+  <w:abstractNum w:abstractNumId="8" w15:restartNumberingAfterBreak="0">
     <w:nsid w:val="609C0411"/>
     <w:multiLevelType w:val="hybridMultilevel"/>
     <w:tmpl w:val="853AAC18"/>
@@ -3206,7 +4350,7 @@
       </w:pPr>
     </w:lvl>
   </w:abstractNum>
-  <w:abstractNum w:abstractNumId="6" w15:restartNumberingAfterBreak="0">
+  <w:abstractNum w:abstractNumId="9" w15:restartNumberingAfterBreak="0">
     <w:nsid w:val="7CBA3AED"/>
     <w:multiLevelType w:val="hybridMultilevel"/>
     <w:tmpl w:val="48DEFEA4"/>
@@ -3293,25 +4437,34 @@
     </w:lvl>
   </w:abstractNum>
   <w:num w:numId="1" w16cid:durableId="1596136701">
-    <w:abstractNumId w:val="6"/>
+    <w:abstractNumId w:val="9"/>
   </w:num>
   <w:num w:numId="2" w16cid:durableId="1786658508">
-    <w:abstractNumId w:val="2"/>
+    <w:abstractNumId w:val="3"/>
   </w:num>
   <w:num w:numId="3" w16cid:durableId="553926396">
-    <w:abstractNumId w:val="5"/>
+    <w:abstractNumId w:val="8"/>
   </w:num>
   <w:num w:numId="4" w16cid:durableId="438574359">
     <w:abstractNumId w:val="1"/>
   </w:num>
   <w:num w:numId="5" w16cid:durableId="1524175080">
-    <w:abstractNumId w:val="4"/>
+    <w:abstractNumId w:val="7"/>
   </w:num>
   <w:num w:numId="6" w16cid:durableId="1299535578">
     <w:abstractNumId w:val="0"/>
   </w:num>
   <w:num w:numId="7" w16cid:durableId="469399668">
-    <w:abstractNumId w:val="3"/>
+    <w:abstractNumId w:val="5"/>
+  </w:num>
+  <w:num w:numId="8" w16cid:durableId="1992975614">
+    <w:abstractNumId w:val="4"/>
+  </w:num>
+  <w:num w:numId="9" w16cid:durableId="1448087539">
+    <w:abstractNumId w:val="6"/>
+  </w:num>
+  <w:num w:numId="10" w16cid:durableId="1880823618">
+    <w:abstractNumId w:val="2"/>
   </w:num>
 </w:numbering>
 </file>
@@ -3719,7 +4872,6 @@
   <w:style w:type="character" w:default="1" w:styleId="DefaultParagraphFont">
     <w:name w:val="Default Paragraph Font"/>
     <w:uiPriority w:val="1"/>
-    <w:semiHidden/>
     <w:unhideWhenUsed/>
   </w:style>
   <w:style w:type="table" w:default="1" w:styleId="TableNormal">

--- a/Assignment4/CMSC4200_Assignment4.docx
+++ b/Assignment4/CMSC4200_Assignment4.docx
@@ -412,12 +412,17 @@
               <w:spacing w:line="260" w:lineRule="exact"/>
               <w:jc w:val="center"/>
               <w:rPr>
-                <w:b/>
-                <w:bCs/>
                 <w:sz w:val="28"/>
                 <w:szCs w:val="28"/>
               </w:rPr>
             </w:pPr>
+            <w:r>
+              <w:rPr>
+                <w:sz w:val="28"/>
+                <w:szCs w:val="28"/>
+              </w:rPr>
+              <w:t>Luke Ruffing</w:t>
+            </w:r>
           </w:p>
           <w:p>
             <w:pPr>
@@ -632,11 +637,10 @@
     <w:p>
       <w:pPr>
         <w:pStyle w:val="ListParagraph"/>
-        <w:numPr>
-          <w:ilvl w:val="0"/>
-          <w:numId w:val="1"/>
-        </w:numPr>
-      </w:pPr>
+      </w:pPr>
+      <w:r>
+        <w:t xml:space="preserve">This is incorrect because </w:t>
+      </w:r>
       <w:r>
         <w:t>(</w:t>
       </w:r>
@@ -649,6 +653,13 @@
       </w:r>
       <w:r>
         <w:rPr>
+          <w:i/>
+          <w:iCs/>
+        </w:rPr>
+        <w:t xml:space="preserve"> </w:t>
+      </w:r>
+      <w:r>
+        <w:rPr>
           <w:rFonts w:ascii="Cambria Math" w:hAnsi="Cambria Math" w:cs="Cambria Math"/>
         </w:rPr>
         <w:t>⇔</w:t>
@@ -658,45 +669,63 @@
           <w:i/>
           <w:iCs/>
         </w:rPr>
+        <w:t xml:space="preserve"> Y</w:t>
+      </w:r>
+      <w:r>
+        <w:t>)</w:t>
+      </w:r>
+      <w:r>
+        <w:t xml:space="preserve"> </w:t>
+      </w:r>
+      <w:r>
+        <w:t xml:space="preserve">is not true in all worlds that </w:t>
+      </w:r>
+      <w:r>
+        <w:t>(</w:t>
+      </w:r>
+      <w:r>
+        <w:rPr>
+          <w:i/>
+          <w:iCs/>
+        </w:rPr>
+        <w:t>X</w:t>
+      </w:r>
+      <w:r>
+        <w:t xml:space="preserve"> </w:t>
+      </w:r>
+      <w:r>
+        <w:rPr>
+          <w:rFonts w:ascii="Cambria Math" w:hAnsi="Cambria Math" w:cs="Cambria Math"/>
+        </w:rPr>
+        <w:t>∧</w:t>
+      </w:r>
+      <w:r>
+        <w:t xml:space="preserve"> </w:t>
+      </w:r>
+      <w:r>
+        <w:t>¬</w:t>
+      </w:r>
+      <w:r>
+        <w:rPr>
+          <w:i/>
+          <w:iCs/>
+        </w:rPr>
         <w:t>Y</w:t>
       </w:r>
       <w:r>
-        <w:t>) |= (</w:t>
-      </w:r>
-      <w:bookmarkStart w:id="0" w:name="_Hlk68171524"/>
-      <w:r>
-        <w:t>¬</w:t>
-      </w:r>
-      <w:bookmarkEnd w:id="0"/>
-      <w:r>
-        <w:rPr>
-          <w:i/>
-          <w:iCs/>
-        </w:rPr>
-        <w:t>X</w:t>
-      </w:r>
-      <w:r>
-        <w:t xml:space="preserve"> </w:t>
-      </w:r>
-      <w:r>
-        <w:rPr>
-          <w:rFonts w:ascii="Cambria Math" w:hAnsi="Cambria Math" w:cs="Cambria Math"/>
-        </w:rPr>
-        <w:t>∨</w:t>
-      </w:r>
-      <w:r>
-        <w:t xml:space="preserve"> </w:t>
-      </w:r>
-      <w:r>
-        <w:rPr>
-          <w:i/>
-          <w:iCs/>
-        </w:rPr>
-        <w:t>Y</w:t>
-      </w:r>
-      <w:r>
         <w:t>)</w:t>
       </w:r>
+      <w:r>
+        <w:t xml:space="preserve"> </w:t>
+      </w:r>
+      <w:r>
+        <w:t>is true.</w:t>
+      </w:r>
+    </w:p>
+    <w:p>
+      <w:pPr>
+        <w:pStyle w:val="ListParagraph"/>
+      </w:pPr>
     </w:p>
     <w:p>
       <w:pPr>
@@ -714,7 +743,35 @@
           <w:i/>
           <w:iCs/>
         </w:rPr>
-        <w:t>A</w:t>
+        <w:t>X</w:t>
+      </w:r>
+      <w:r>
+        <w:rPr>
+          <w:rFonts w:ascii="Cambria Math" w:hAnsi="Cambria Math" w:cs="Cambria Math"/>
+        </w:rPr>
+        <w:t>⇔</w:t>
+      </w:r>
+      <w:r>
+        <w:rPr>
+          <w:i/>
+          <w:iCs/>
+        </w:rPr>
+        <w:t>Y</w:t>
+      </w:r>
+      <w:r>
+        <w:t>) |= (</w:t>
+      </w:r>
+      <w:bookmarkStart w:id="0" w:name="_Hlk68171524"/>
+      <w:r>
+        <w:t>¬</w:t>
+      </w:r>
+      <w:bookmarkEnd w:id="0"/>
+      <w:r>
+        <w:rPr>
+          <w:i/>
+          <w:iCs/>
+        </w:rPr>
+        <w:t>X</w:t>
       </w:r>
       <w:r>
         <w:t xml:space="preserve"> </w:t>
@@ -733,22 +790,53 @@
           <w:i/>
           <w:iCs/>
         </w:rPr>
-        <w:t>B</w:t>
+        <w:t>Y</w:t>
       </w:r>
       <w:r>
         <w:t>)</w:t>
       </w:r>
-      <w:r>
-        <w:t xml:space="preserve"> </w:t>
-      </w:r>
-      <w:r>
-        <w:rPr>
-          <w:rFonts w:ascii="Cambria Math" w:hAnsi="Cambria Math" w:cs="Cambria Math"/>
-        </w:rPr>
-        <w:t>∧</w:t>
-      </w:r>
-      <w:r>
-        <w:t xml:space="preserve"> </w:t>
+    </w:p>
+    <w:p>
+      <w:pPr>
+        <w:pStyle w:val="ListParagraph"/>
+      </w:pPr>
+      <w:r>
+        <w:t xml:space="preserve">This is correct because </w:t>
+      </w:r>
+      <w:r>
+        <w:t>(¬</w:t>
+      </w:r>
+      <w:r>
+        <w:rPr>
+          <w:i/>
+          <w:iCs/>
+        </w:rPr>
+        <w:t>X</w:t>
+      </w:r>
+      <w:r>
+        <w:t xml:space="preserve"> </w:t>
+      </w:r>
+      <w:r>
+        <w:rPr>
+          <w:rFonts w:ascii="Cambria Math" w:hAnsi="Cambria Math" w:cs="Cambria Math"/>
+        </w:rPr>
+        <w:t>∨</w:t>
+      </w:r>
+      <w:r>
+        <w:t xml:space="preserve"> </w:t>
+      </w:r>
+      <w:r>
+        <w:rPr>
+          <w:i/>
+          <w:iCs/>
+        </w:rPr>
+        <w:t>Y</w:t>
+      </w:r>
+      <w:r>
+        <w:t>)</w:t>
+      </w:r>
+      <w:r>
+        <w:t xml:space="preserve"> will be true in every world that </w:t>
       </w:r>
       <w:r>
         <w:t>(</w:t>
@@ -761,19 +849,10 @@
         <w:t>X</w:t>
       </w:r>
       <w:r>
-        <w:t xml:space="preserve"> </w:t>
-      </w:r>
-      <w:r>
-        <w:rPr>
-          <w:rFonts w:ascii="Cambria Math" w:hAnsi="Cambria Math" w:cs="Cambria Math"/>
-        </w:rPr>
-        <w:t>∨</w:t>
-      </w:r>
-      <w:r>
-        <w:t xml:space="preserve"> </w:t>
-      </w:r>
-      <w:r>
-        <w:t>¬</w:t>
+        <w:rPr>
+          <w:rFonts w:ascii="Cambria Math" w:hAnsi="Cambria Math" w:cs="Cambria Math"/>
+        </w:rPr>
+        <w:t>⇔</w:t>
       </w:r>
       <w:r>
         <w:rPr>
@@ -783,86 +862,16 @@
         <w:t>Y</w:t>
       </w:r>
       <w:r>
-        <w:t xml:space="preserve"> </w:t>
-      </w:r>
-      <w:r>
-        <w:rPr>
-          <w:rFonts w:ascii="Cambria Math" w:hAnsi="Cambria Math" w:cs="Cambria Math"/>
-        </w:rPr>
-        <w:t>∨</w:t>
-      </w:r>
-      <w:r>
-        <w:t xml:space="preserve"> </w:t>
-      </w:r>
-      <w:r>
-        <w:rPr>
-          <w:i/>
-          <w:iCs/>
-        </w:rPr>
-        <w:t>Z</w:t>
-      </w:r>
-      <w:r>
-        <w:t>) |= (</w:t>
-      </w:r>
-      <w:r>
-        <w:rPr>
-          <w:i/>
-          <w:iCs/>
-        </w:rPr>
-        <w:t>X</w:t>
-      </w:r>
-      <w:r>
-        <w:t xml:space="preserve"> </w:t>
-      </w:r>
-      <w:r>
-        <w:rPr>
-          <w:rFonts w:ascii="Cambria Math" w:hAnsi="Cambria Math" w:cs="Cambria Math"/>
-        </w:rPr>
-        <w:t>∨</w:t>
-      </w:r>
-      <w:r>
-        <w:t xml:space="preserve"> </w:t>
-      </w:r>
-      <w:r>
-        <w:rPr>
-          <w:i/>
-          <w:iCs/>
-        </w:rPr>
-        <w:t>Z</w:t>
-      </w:r>
-      <w:r>
-        <w:rPr>
-          <w:i/>
-          <w:iCs/>
-        </w:rPr>
-        <w:t xml:space="preserve"> </w:t>
-      </w:r>
-      <w:r>
-        <w:rPr>
-          <w:rFonts w:ascii="Cambria Math" w:hAnsi="Cambria Math" w:cs="Cambria Math"/>
-        </w:rPr>
-        <w:t>∨</w:t>
-      </w:r>
-      <w:r>
-        <w:rPr>
-          <w:rFonts w:ascii="Cambria Math" w:hAnsi="Cambria Math" w:cs="Cambria Math"/>
-        </w:rPr>
-        <w:t xml:space="preserve"> </w:t>
-      </w:r>
-      <w:r>
-        <w:t>¬</w:t>
-      </w:r>
-      <w:r>
-        <w:rPr>
-          <w:rFonts w:ascii="Cambria Math" w:hAnsi="Cambria Math" w:cs="Cambria Math"/>
-          <w:i/>
-          <w:iCs/>
-        </w:rPr>
-        <w:t>Y</w:t>
-      </w:r>
-      <w:r>
         <w:t>)</w:t>
       </w:r>
+      <w:r>
+        <w:t xml:space="preserve"> is true.</w:t>
+      </w:r>
+    </w:p>
+    <w:p>
+      <w:pPr>
+        <w:pStyle w:val="ListParagraph"/>
+      </w:pPr>
     </w:p>
     <w:p>
       <w:pPr>
@@ -880,9 +889,344 @@
           <w:i/>
           <w:iCs/>
         </w:rPr>
+        <w:t>A</w:t>
+      </w:r>
+      <w:r>
+        <w:t xml:space="preserve"> </w:t>
+      </w:r>
+      <w:r>
+        <w:rPr>
+          <w:rFonts w:ascii="Cambria Math" w:hAnsi="Cambria Math" w:cs="Cambria Math"/>
+        </w:rPr>
+        <w:t>∨</w:t>
+      </w:r>
+      <w:r>
+        <w:t xml:space="preserve"> </w:t>
+      </w:r>
+      <w:r>
+        <w:rPr>
+          <w:i/>
+          <w:iCs/>
+        </w:rPr>
+        <w:t>B</w:t>
+      </w:r>
+      <w:r>
+        <w:t>)</w:t>
+      </w:r>
+      <w:r>
+        <w:t xml:space="preserve"> </w:t>
+      </w:r>
+      <w:r>
+        <w:rPr>
+          <w:rFonts w:ascii="Cambria Math" w:hAnsi="Cambria Math" w:cs="Cambria Math"/>
+        </w:rPr>
+        <w:t>∧</w:t>
+      </w:r>
+      <w:r>
+        <w:t xml:space="preserve"> </w:t>
+      </w:r>
+      <w:r>
+        <w:t>(</w:t>
+      </w:r>
+      <w:r>
+        <w:rPr>
+          <w:i/>
+          <w:iCs/>
+        </w:rPr>
         <w:t>X</w:t>
       </w:r>
       <w:r>
+        <w:t xml:space="preserve"> </w:t>
+      </w:r>
+      <w:r>
+        <w:rPr>
+          <w:rFonts w:ascii="Cambria Math" w:hAnsi="Cambria Math" w:cs="Cambria Math"/>
+        </w:rPr>
+        <w:t>∨</w:t>
+      </w:r>
+      <w:r>
+        <w:t xml:space="preserve"> </w:t>
+      </w:r>
+      <w:r>
+        <w:t>¬</w:t>
+      </w:r>
+      <w:r>
+        <w:rPr>
+          <w:i/>
+          <w:iCs/>
+        </w:rPr>
+        <w:t>Y</w:t>
+      </w:r>
+      <w:r>
+        <w:t xml:space="preserve"> </w:t>
+      </w:r>
+      <w:r>
+        <w:rPr>
+          <w:rFonts w:ascii="Cambria Math" w:hAnsi="Cambria Math" w:cs="Cambria Math"/>
+        </w:rPr>
+        <w:t>∨</w:t>
+      </w:r>
+      <w:r>
+        <w:t xml:space="preserve"> </w:t>
+      </w:r>
+      <w:r>
+        <w:rPr>
+          <w:i/>
+          <w:iCs/>
+        </w:rPr>
+        <w:t>Z</w:t>
+      </w:r>
+      <w:r>
+        <w:t>) |= (</w:t>
+      </w:r>
+      <w:r>
+        <w:rPr>
+          <w:i/>
+          <w:iCs/>
+        </w:rPr>
+        <w:t>X</w:t>
+      </w:r>
+      <w:r>
+        <w:t xml:space="preserve"> </w:t>
+      </w:r>
+      <w:r>
+        <w:rPr>
+          <w:rFonts w:ascii="Cambria Math" w:hAnsi="Cambria Math" w:cs="Cambria Math"/>
+        </w:rPr>
+        <w:t>∨</w:t>
+      </w:r>
+      <w:r>
+        <w:t xml:space="preserve"> </w:t>
+      </w:r>
+      <w:r>
+        <w:rPr>
+          <w:i/>
+          <w:iCs/>
+        </w:rPr>
+        <w:t>Z</w:t>
+      </w:r>
+      <w:r>
+        <w:rPr>
+          <w:i/>
+          <w:iCs/>
+        </w:rPr>
+        <w:t xml:space="preserve"> </w:t>
+      </w:r>
+      <w:r>
+        <w:rPr>
+          <w:rFonts w:ascii="Cambria Math" w:hAnsi="Cambria Math" w:cs="Cambria Math"/>
+        </w:rPr>
+        <w:t>∨</w:t>
+      </w:r>
+      <w:r>
+        <w:rPr>
+          <w:rFonts w:ascii="Cambria Math" w:hAnsi="Cambria Math" w:cs="Cambria Math"/>
+        </w:rPr>
+        <w:t xml:space="preserve"> </w:t>
+      </w:r>
+      <w:r>
+        <w:t>¬</w:t>
+      </w:r>
+      <w:r>
+        <w:rPr>
+          <w:rFonts w:ascii="Cambria Math" w:hAnsi="Cambria Math" w:cs="Cambria Math"/>
+          <w:i/>
+          <w:iCs/>
+        </w:rPr>
+        <w:t>Y</w:t>
+      </w:r>
+      <w:r>
+        <w:t>)</w:t>
+      </w:r>
+    </w:p>
+    <w:p>
+      <w:pPr>
+        <w:pStyle w:val="ListParagraph"/>
+      </w:pPr>
+      <w:r>
+        <w:t>This is correct</w:t>
+      </w:r>
+      <w:r>
+        <w:t xml:space="preserve"> because </w:t>
+      </w:r>
+      <w:r>
+        <w:t>(</w:t>
+      </w:r>
+      <w:r>
+        <w:rPr>
+          <w:i/>
+          <w:iCs/>
+        </w:rPr>
+        <w:t>X</w:t>
+      </w:r>
+      <w:r>
+        <w:t xml:space="preserve"> </w:t>
+      </w:r>
+      <w:r>
+        <w:rPr>
+          <w:rFonts w:ascii="Cambria Math" w:hAnsi="Cambria Math" w:cs="Cambria Math"/>
+        </w:rPr>
+        <w:t>∨</w:t>
+      </w:r>
+      <w:r>
+        <w:t xml:space="preserve"> </w:t>
+      </w:r>
+      <w:r>
+        <w:rPr>
+          <w:i/>
+          <w:iCs/>
+        </w:rPr>
+        <w:t xml:space="preserve">Z </w:t>
+      </w:r>
+      <w:r>
+        <w:rPr>
+          <w:rFonts w:ascii="Cambria Math" w:hAnsi="Cambria Math" w:cs="Cambria Math"/>
+        </w:rPr>
+        <w:t>∨</w:t>
+      </w:r>
+      <w:r>
+        <w:rPr>
+          <w:rFonts w:ascii="Cambria Math" w:hAnsi="Cambria Math" w:cs="Cambria Math"/>
+        </w:rPr>
+        <w:t xml:space="preserve"> </w:t>
+      </w:r>
+      <w:r>
+        <w:t>¬</w:t>
+      </w:r>
+      <w:r>
+        <w:rPr>
+          <w:rFonts w:ascii="Cambria Math" w:hAnsi="Cambria Math" w:cs="Cambria Math"/>
+          <w:i/>
+          <w:iCs/>
+        </w:rPr>
+        <w:t>Y</w:t>
+      </w:r>
+      <w:r>
+        <w:t>)</w:t>
+      </w:r>
+      <w:r>
+        <w:t xml:space="preserve"> will be true in every world that </w:t>
+      </w:r>
+      <w:r>
+        <w:t>(</w:t>
+      </w:r>
+      <w:r>
+        <w:rPr>
+          <w:i/>
+          <w:iCs/>
+        </w:rPr>
+        <w:t>A</w:t>
+      </w:r>
+      <w:r>
+        <w:t xml:space="preserve"> </w:t>
+      </w:r>
+      <w:r>
+        <w:rPr>
+          <w:rFonts w:ascii="Cambria Math" w:hAnsi="Cambria Math" w:cs="Cambria Math"/>
+        </w:rPr>
+        <w:t>∨</w:t>
+      </w:r>
+      <w:r>
+        <w:t xml:space="preserve"> </w:t>
+      </w:r>
+      <w:r>
+        <w:rPr>
+          <w:i/>
+          <w:iCs/>
+        </w:rPr>
+        <w:t>B</w:t>
+      </w:r>
+      <w:r>
+        <w:t>)</w:t>
+      </w:r>
+      <w:r>
+        <w:t xml:space="preserve"> </w:t>
+      </w:r>
+      <w:r>
+        <w:rPr>
+          <w:rFonts w:ascii="Cambria Math" w:hAnsi="Cambria Math" w:cs="Cambria Math"/>
+        </w:rPr>
+        <w:t>∧</w:t>
+      </w:r>
+      <w:r>
+        <w:t xml:space="preserve"> (</w:t>
+      </w:r>
+      <w:r>
+        <w:rPr>
+          <w:i/>
+          <w:iCs/>
+        </w:rPr>
+        <w:t>X</w:t>
+      </w:r>
+      <w:r>
+        <w:t xml:space="preserve"> </w:t>
+      </w:r>
+      <w:r>
+        <w:rPr>
+          <w:rFonts w:ascii="Cambria Math" w:hAnsi="Cambria Math" w:cs="Cambria Math"/>
+        </w:rPr>
+        <w:t>∨</w:t>
+      </w:r>
+      <w:r>
+        <w:t xml:space="preserve"> ¬</w:t>
+      </w:r>
+      <w:r>
+        <w:rPr>
+          <w:i/>
+          <w:iCs/>
+        </w:rPr>
+        <w:t>Y</w:t>
+      </w:r>
+      <w:r>
+        <w:t xml:space="preserve"> </w:t>
+      </w:r>
+      <w:r>
+        <w:rPr>
+          <w:rFonts w:ascii="Cambria Math" w:hAnsi="Cambria Math" w:cs="Cambria Math"/>
+        </w:rPr>
+        <w:t>∨</w:t>
+      </w:r>
+      <w:r>
+        <w:t xml:space="preserve"> </w:t>
+      </w:r>
+      <w:r>
+        <w:rPr>
+          <w:i/>
+          <w:iCs/>
+        </w:rPr>
+        <w:t>Z</w:t>
+      </w:r>
+      <w:r>
+        <w:t>)</w:t>
+      </w:r>
+      <w:r>
+        <w:t xml:space="preserve"> is true.</w:t>
+      </w:r>
+    </w:p>
+    <w:p>
+      <w:pPr>
+        <w:pStyle w:val="ListParagraph"/>
+      </w:pPr>
+    </w:p>
+    <w:p>
+      <w:pPr>
+        <w:pStyle w:val="ListParagraph"/>
+        <w:numPr>
+          <w:ilvl w:val="0"/>
+          <w:numId w:val="1"/>
+        </w:numPr>
+      </w:pPr>
+      <w:r>
+        <w:t>(</w:t>
+      </w:r>
+      <w:r>
+        <w:rPr>
+          <w:i/>
+          <w:iCs/>
+        </w:rPr>
+        <w:t>X</w:t>
+      </w:r>
+      <w:r>
         <w:rPr>
           <w:rFonts w:ascii="Cambria Math" w:hAnsi="Cambria Math" w:cs="Cambria Math"/>
         </w:rPr>
@@ -953,6 +1297,14 @@
       </w:r>
       <w:r>
         <w:t>satisfiable.</w:t>
+      </w:r>
+    </w:p>
+    <w:p>
+      <w:pPr>
+        <w:pStyle w:val="ListParagraph"/>
+      </w:pPr>
+      <w:r>
+        <w:t>This is correct because there is atleast one model in which this sentence is true.</w:t>
       </w:r>
     </w:p>
     <w:p>
@@ -1913,6 +2265,7 @@
               <w:jc w:val="both"/>
             </w:pPr>
             <w:r>
+              <w:lastRenderedPageBreak/>
               <w:t>Implication Elimination:</w:t>
             </w:r>
           </w:p>
@@ -2994,7 +3347,6 @@
         </w:rPr>
         <w:t xml:space="preserve">≡ </w:t>
       </w:r>
-      <w:proofErr w:type="gramStart"/>
       <w:r>
         <w:rPr>
           <w:rFonts w:ascii="Calibri" w:hAnsi="Calibri" w:cs="Calibri"/>
@@ -3009,7 +3361,6 @@
         </w:rPr>
         <w:t>(</w:t>
       </w:r>
-      <w:proofErr w:type="gramEnd"/>
       <w:r>
         <w:rPr>
           <w:i/>
@@ -3065,7 +3416,6 @@
           <w:iCs/>
         </w:rPr>
       </w:pPr>
-      <w:proofErr w:type="gramStart"/>
       <w:r>
         <w:rPr>
           <w:rFonts w:ascii="Calibri" w:hAnsi="Calibri" w:cs="Calibri"/>
@@ -3080,7 +3430,6 @@
         </w:rPr>
         <w:t>(</w:t>
       </w:r>
-      <w:proofErr w:type="gramEnd"/>
       <w:r>
         <w:rPr>
           <w:i/>
@@ -3204,16 +3553,7 @@
         <w:ind w:left="720"/>
       </w:pPr>
       <w:r>
-        <w:t>So,</w:t>
-      </w:r>
-      <w:r>
-        <w:t xml:space="preserve"> </w:t>
-      </w:r>
-      <w:r>
-        <w:t>the</w:t>
-      </w:r>
-      <w:r>
-        <w:t xml:space="preserve"> KB can be written as:</w:t>
+        <w:t>So, the KB can be written as:</w:t>
       </w:r>
     </w:p>
     <w:p>
@@ -3367,13 +3707,7 @@
         </w:numPr>
       </w:pPr>
       <w:r>
-        <w:t>Since X is true, Y is true</w:t>
-      </w:r>
-      <w:r>
-        <w:t xml:space="preserve"> </w:t>
-      </w:r>
-      <w:r>
-        <w:t xml:space="preserve">(from </w:t>
+        <w:t xml:space="preserve">Since X is true, Y is true (from </w:t>
       </w:r>
       <w:r>
         <w:rPr>
@@ -3408,13 +3742,7 @@
         </w:numPr>
       </w:pPr>
       <w:r>
-        <w:t>Since X is true, Z is true</w:t>
-      </w:r>
-      <w:r>
-        <w:t xml:space="preserve"> </w:t>
-      </w:r>
-      <w:r>
-        <w:t>(from</w:t>
+        <w:t>Since X is true, Z is true (from</w:t>
       </w:r>
       <w:r>
         <w:rPr>
@@ -4872,6 +5200,7 @@
   <w:style w:type="character" w:default="1" w:styleId="DefaultParagraphFont">
     <w:name w:val="Default Paragraph Font"/>
     <w:uiPriority w:val="1"/>
+    <w:semiHidden/>
     <w:unhideWhenUsed/>
   </w:style>
   <w:style w:type="table" w:default="1" w:styleId="TableNormal">

--- a/Assignment4/CMSC4200_Assignment4.docx
+++ b/Assignment4/CMSC4200_Assignment4.docx
@@ -675,13 +675,7 @@
         <w:t>)</w:t>
       </w:r>
       <w:r>
-        <w:t xml:space="preserve"> </w:t>
-      </w:r>
-      <w:r>
-        <w:t xml:space="preserve">is not true in all worlds that </w:t>
-      </w:r>
-      <w:r>
-        <w:t>(</w:t>
+        <w:t xml:space="preserve"> is not true in all worlds that (</w:t>
       </w:r>
       <w:r>
         <w:rPr>
@@ -716,10 +710,7 @@
         <w:t>)</w:t>
       </w:r>
       <w:r>
-        <w:t xml:space="preserve"> </w:t>
-      </w:r>
-      <w:r>
-        <w:t>is true.</w:t>
+        <w:t xml:space="preserve"> is true.</w:t>
       </w:r>
     </w:p>
     <w:p>
@@ -836,10 +827,7 @@
         <w:t>)</w:t>
       </w:r>
       <w:r>
-        <w:t xml:space="preserve"> will be true in every world that </w:t>
-      </w:r>
-      <w:r>
-        <w:t>(</w:t>
+        <w:t xml:space="preserve"> will be true in every world that (</w:t>
       </w:r>
       <w:r>
         <w:rPr>
@@ -1304,14 +1292,14 @@
         <w:pStyle w:val="ListParagraph"/>
       </w:pPr>
       <w:r>
-        <w:t>This is correct because there is atleast one model in which this sentence is true.</w:t>
-      </w:r>
-    </w:p>
-    <w:p>
-      <w:pPr>
-        <w:pStyle w:val="ListParagraph"/>
-        <w:jc w:val="both"/>
-      </w:pPr>
+        <w:t xml:space="preserve">This is correct because there is </w:t>
+      </w:r>
+      <w:r>
+        <w:t>at least</w:t>
+      </w:r>
+      <w:r>
+        <w:t xml:space="preserve"> one model in which this sentence is true.</w:t>
+      </w:r>
     </w:p>
     <w:p>
       <w:pPr>
@@ -1977,19 +1965,8 @@
           </w:tcPr>
           <w:p>
             <w:pPr>
-              <w:pStyle w:val="ListParagraph"/>
-              <w:numPr>
-                <w:ilvl w:val="0"/>
-                <w:numId w:val="7"/>
-              </w:numPr>
-              <w:tabs>
-                <w:tab w:val="left" w:pos="3648"/>
-              </w:tabs>
               <w:jc w:val="both"/>
             </w:pPr>
-            <w:r>
-              <w:t>Steps</w:t>
-            </w:r>
           </w:p>
         </w:tc>
         <w:tc>
@@ -2005,6 +1982,120 @@
               </w:tabs>
               <w:ind w:left="0"/>
               <w:jc w:val="both"/>
+              <w:rPr>
+                <w:rFonts w:ascii="Calibri" w:eastAsia="Yu Mincho" w:hAnsi="Calibri" w:cs="Arial"/>
+                <w:highlight w:val="yellow"/>
+              </w:rPr>
+            </w:pPr>
+          </w:p>
+        </w:tc>
+      </w:tr>
+    </w:tbl>
+    <w:p>
+      <w:pPr>
+        <w:pStyle w:val="ListParagraph"/>
+        <w:tabs>
+          <w:tab w:val="left" w:pos="3648"/>
+        </w:tabs>
+        <w:jc w:val="both"/>
+      </w:pPr>
+    </w:p>
+    <w:p>
+      <w:pPr>
+        <w:pStyle w:val="ListParagraph"/>
+        <w:tabs>
+          <w:tab w:val="left" w:pos="3648"/>
+        </w:tabs>
+        <w:jc w:val="both"/>
+      </w:pPr>
+    </w:p>
+    <w:p>
+      <w:pPr>
+        <w:pStyle w:val="ListParagraph"/>
+        <w:tabs>
+          <w:tab w:val="left" w:pos="3648"/>
+        </w:tabs>
+        <w:jc w:val="both"/>
+      </w:pPr>
+    </w:p>
+    <w:p>
+      <w:pPr>
+        <w:pStyle w:val="ListParagraph"/>
+        <w:tabs>
+          <w:tab w:val="left" w:pos="3648"/>
+        </w:tabs>
+        <w:jc w:val="both"/>
+      </w:pPr>
+    </w:p>
+    <w:p>
+      <w:pPr>
+        <w:pStyle w:val="ListParagraph"/>
+        <w:tabs>
+          <w:tab w:val="left" w:pos="3648"/>
+        </w:tabs>
+        <w:jc w:val="both"/>
+      </w:pPr>
+    </w:p>
+    <w:p>
+      <w:pPr>
+        <w:pStyle w:val="ListParagraph"/>
+        <w:tabs>
+          <w:tab w:val="left" w:pos="3648"/>
+        </w:tabs>
+        <w:jc w:val="both"/>
+      </w:pPr>
+    </w:p>
+    <w:p>
+      <w:pPr>
+        <w:pStyle w:val="ListParagraph"/>
+        <w:tabs>
+          <w:tab w:val="left" w:pos="3648"/>
+        </w:tabs>
+        <w:jc w:val="both"/>
+      </w:pPr>
+    </w:p>
+    <w:tbl>
+      <w:tblPr>
+        <w:tblStyle w:val="TableGrid"/>
+        <w:tblW w:w="0" w:type="auto"/>
+        <w:tblInd w:w="720" w:type="dxa"/>
+        <w:tblLook w:val="04A0" w:firstRow="1" w:lastRow="0" w:firstColumn="1" w:lastColumn="0" w:noHBand="0" w:noVBand="1"/>
+      </w:tblPr>
+      <w:tblGrid>
+        <w:gridCol w:w="4372"/>
+        <w:gridCol w:w="4258"/>
+      </w:tblGrid>
+      <w:tr>
+        <w:tc>
+          <w:tcPr>
+            <w:tcW w:w="4372" w:type="dxa"/>
+            <w:shd w:val="clear" w:color="auto" w:fill="FBE4D5" w:themeFill="accent2" w:themeFillTint="33"/>
+          </w:tcPr>
+          <w:p>
+            <w:pPr>
+              <w:pStyle w:val="ListParagraph"/>
+              <w:numPr>
+                <w:ilvl w:val="0"/>
+                <w:numId w:val="7"/>
+              </w:numPr>
+              <w:jc w:val="both"/>
+            </w:pPr>
+            <w:r>
+              <w:lastRenderedPageBreak/>
+              <w:t>Steps</w:t>
+            </w:r>
+          </w:p>
+        </w:tc>
+        <w:tc>
+          <w:tcPr>
+            <w:tcW w:w="4258" w:type="dxa"/>
+            <w:shd w:val="clear" w:color="auto" w:fill="FBE4D5" w:themeFill="accent2" w:themeFillTint="33"/>
+          </w:tcPr>
+          <w:p>
+            <w:pPr>
+              <w:pStyle w:val="ListParagraph"/>
+              <w:ind w:left="0"/>
+              <w:jc w:val="both"/>
             </w:pPr>
           </w:p>
         </w:tc>
@@ -2012,7 +2103,7 @@
       <w:tr>
         <w:tc>
           <w:tcPr>
-            <w:tcW w:w="4315" w:type="dxa"/>
+            <w:tcW w:w="4372" w:type="dxa"/>
           </w:tcPr>
           <w:p>
             <w:pPr>
@@ -2265,7 +2356,6 @@
               <w:jc w:val="both"/>
             </w:pPr>
             <w:r>
-              <w:lastRenderedPageBreak/>
               <w:t>Implication Elimination:</w:t>
             </w:r>
           </w:p>
@@ -2446,16 +2536,10 @@
           <w:p>
             <w:pPr>
               <w:pStyle w:val="ListParagraph"/>
-              <w:tabs>
-                <w:tab w:val="left" w:pos="3648"/>
-              </w:tabs>
               <w:ind w:left="0"/>
               <w:jc w:val="both"/>
             </w:pPr>
             <m:oMathPara>
-              <m:oMathParaPr>
-                <m:jc m:val="left"/>
-              </m:oMathParaPr>
               <m:oMath>
                 <m:d>
                   <m:dPr>
@@ -2523,14 +2607,11 @@
         </w:tc>
         <w:tc>
           <w:tcPr>
-            <w:tcW w:w="4315" w:type="dxa"/>
+            <w:tcW w:w="4258" w:type="dxa"/>
           </w:tcPr>
           <w:p>
             <w:pPr>
               <w:pStyle w:val="ListParagraph"/>
-              <w:tabs>
-                <w:tab w:val="left" w:pos="3648"/>
-              </w:tabs>
               <w:ind w:left="0"/>
               <w:jc w:val="both"/>
             </w:pPr>
@@ -2615,16 +2696,35 @@
           </w:p>
         </w:tc>
       </w:tr>
+      <w:tr>
+        <w:tc>
+          <w:tcPr>
+            <w:tcW w:w="4372" w:type="dxa"/>
+            <w:shd w:val="clear" w:color="auto" w:fill="FBE4D5" w:themeFill="accent2" w:themeFillTint="33"/>
+          </w:tcPr>
+          <w:p>
+            <w:pPr>
+              <w:pStyle w:val="ListParagraph"/>
+              <w:ind w:left="0"/>
+              <w:jc w:val="both"/>
+            </w:pPr>
+          </w:p>
+        </w:tc>
+        <w:tc>
+          <w:tcPr>
+            <w:tcW w:w="4258" w:type="dxa"/>
+            <w:shd w:val="clear" w:color="auto" w:fill="FBE4D5" w:themeFill="accent2" w:themeFillTint="33"/>
+          </w:tcPr>
+          <w:p>
+            <w:pPr>
+              <w:pStyle w:val="ListParagraph"/>
+              <w:ind w:left="0"/>
+              <w:jc w:val="both"/>
+            </w:pPr>
+          </w:p>
+        </w:tc>
+      </w:tr>
     </w:tbl>
-    <w:p>
-      <w:pPr>
-        <w:pStyle w:val="ListParagraph"/>
-        <w:tabs>
-          <w:tab w:val="left" w:pos="3648"/>
-        </w:tabs>
-        <w:jc w:val="both"/>
-      </w:pPr>
-    </w:p>
     <w:p>
       <w:pPr>
         <w:pStyle w:val="ListParagraph"/>
@@ -5200,7 +5300,6 @@
   <w:style w:type="character" w:default="1" w:styleId="DefaultParagraphFont">
     <w:name w:val="Default Paragraph Font"/>
     <w:uiPriority w:val="1"/>
-    <w:semiHidden/>
     <w:unhideWhenUsed/>
   </w:style>
   <w:style w:type="table" w:default="1" w:styleId="TableNormal">
